--- a/yang-diujikan/ipa.docx
+++ b/yang-diujikan/ipa.docx
@@ -1,6 +1,6 @@
 
 <file path=word/document.xml><?xml version="1.0" encoding="utf-8"?>
-<w:document xmlns:wpc="http://schemas.microsoft.com/office/word/2010/wordprocessingCanvas" xmlns:cx="http://schemas.microsoft.com/office/drawing/2014/chartex" xmlns:cx1="http://schemas.microsoft.com/office/drawing/2015/9/8/chartex" xmlns:mc="http://schemas.openxmlformats.org/markup-compatibility/2006" xmlns:o="urn:schemas-microsoft-com:office:office" xmlns:r="http://schemas.openxmlformats.org/officeDocument/2006/relationships" xmlns:m="http://schemas.openxmlformats.org/officeDocument/2006/math" xmlns:v="urn:schemas-microsoft-com:vml" xmlns:wp14="http://schemas.microsoft.com/office/word/2010/wordprocessingDrawing" xmlns:wp="http://schemas.openxmlformats.org/drawingml/2006/wordprocessingDrawing" xmlns:w10="urn:schemas-microsoft-com:office:word" xmlns:w="http://schemas.openxmlformats.org/wordprocessingml/2006/main" xmlns:w14="http://schemas.microsoft.com/office/word/2010/wordml" xmlns:w15="http://schemas.microsoft.com/office/word/2012/wordml" xmlns:w16se="http://schemas.microsoft.com/office/word/2015/wordml/symex" xmlns:wpg="http://schemas.microsoft.com/office/word/2010/wordprocessingGroup" xmlns:wpi="http://schemas.microsoft.com/office/word/2010/wordprocessingInk" xmlns:wne="http://schemas.microsoft.com/office/word/2006/wordml" xmlns:wps="http://schemas.microsoft.com/office/word/2010/wordprocessingShape" mc:Ignorable="w14 w15 w16se wp14">
+<w:document xmlns:wpc="http://schemas.microsoft.com/office/word/2010/wordprocessingCanvas" xmlns:cx="http://schemas.microsoft.com/office/drawing/2014/chartex" xmlns:cx1="http://schemas.microsoft.com/office/drawing/2015/9/8/chartex" xmlns:cx2="http://schemas.microsoft.com/office/drawing/2015/10/21/chartex" xmlns:cx3="http://schemas.microsoft.com/office/drawing/2016/5/9/chartex" xmlns:cx4="http://schemas.microsoft.com/office/drawing/2016/5/10/chartex" xmlns:cx5="http://schemas.microsoft.com/office/drawing/2016/5/11/chartex" xmlns:cx6="http://schemas.microsoft.com/office/drawing/2016/5/12/chartex" xmlns:cx7="http://schemas.microsoft.com/office/drawing/2016/5/13/chartex" xmlns:cx8="http://schemas.microsoft.com/office/drawing/2016/5/14/chartex" xmlns:mc="http://schemas.openxmlformats.org/markup-compatibility/2006" xmlns:aink="http://schemas.microsoft.com/office/drawing/2016/ink" xmlns:am3d="http://schemas.microsoft.com/office/drawing/2017/model3d" xmlns:o="urn:schemas-microsoft-com:office:office" xmlns:oel="http://schemas.microsoft.com/office/2019/extlst" xmlns:r="http://schemas.openxmlformats.org/officeDocument/2006/relationships" xmlns:m="http://schemas.openxmlformats.org/officeDocument/2006/math" xmlns:v="urn:schemas-microsoft-com:vml" xmlns:wp14="http://schemas.microsoft.com/office/word/2010/wordprocessingDrawing" xmlns:wp="http://schemas.openxmlformats.org/drawingml/2006/wordprocessingDrawing" xmlns:w10="urn:schemas-microsoft-com:office:word" xmlns:w="http://schemas.openxmlformats.org/wordprocessingml/2006/main" xmlns:w14="http://schemas.microsoft.com/office/word/2010/wordml" xmlns:w15="http://schemas.microsoft.com/office/word/2012/wordml" xmlns:w16cex="http://schemas.microsoft.com/office/word/2018/wordml/cex" xmlns:w16cid="http://schemas.microsoft.com/office/word/2016/wordml/cid" xmlns:w16="http://schemas.microsoft.com/office/word/2018/wordml" xmlns:w16du="http://schemas.microsoft.com/office/word/2023/wordml/word16du" xmlns:w16sdtdh="http://schemas.microsoft.com/office/word/2020/wordml/sdtdatahash" xmlns:w16sdtfl="http://schemas.microsoft.com/office/word/2024/wordml/sdtformatlock" xmlns:w16se="http://schemas.microsoft.com/office/word/2015/wordml/symex" xmlns:wpg="http://schemas.microsoft.com/office/word/2010/wordprocessingGroup" xmlns:wpi="http://schemas.microsoft.com/office/word/2010/wordprocessingInk" xmlns:wne="http://schemas.microsoft.com/office/word/2006/wordml" xmlns:wps="http://schemas.microsoft.com/office/word/2010/wordprocessingShape" mc:Ignorable="w14 w15 w16se w16cid w16 w16cex w16sdtdh w16sdtfl w16du wp14">
   <w:body>
     <w:p>
       <w:pPr>
@@ -185,7 +185,7 @@
                 <v:stroke joinstyle="miter"/>
                 <v:path gradientshapeok="t" o:connecttype="rect"/>
               </v:shapetype>
-              <v:shape id="Text Box 18" o:spid="_x0000_s1026" type="#_x0000_t202" style="position:absolute;margin-left:350.55pt;margin-top:-2.35pt;width:146.5pt;height:36pt;z-index:251795456;visibility:visible;mso-wrap-style:square;mso-width-percent:0;mso-height-percent:0;mso-wrap-distance-left:9pt;mso-wrap-distance-top:0;mso-wrap-distance-right:9pt;mso-wrap-distance-bottom:0;mso-position-horizontal:absolute;mso-position-horizontal-relative:text;mso-position-vertical:absolute;mso-position-vertical-relative:text;mso-width-percent:0;mso-height-percent:0;mso-width-relative:margin;mso-height-relative:margin;v-text-anchor:top" o:gfxdata="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" filled="f" stroked="f">
+              <v:shape id="Text Box 18" o:spid="_x0000_s1026" type="#_x0000_t202" style="position:absolute;margin-left:350.55pt;margin-top:-2.35pt;width:146.5pt;height:36pt;z-index:251795456;visibility:visible;mso-wrap-style:square;mso-width-percent:0;mso-height-percent:0;mso-wrap-distance-left:9pt;mso-wrap-distance-top:0;mso-wrap-distance-right:9pt;mso-wrap-distance-bottom:0;mso-position-horizontal:absolute;mso-position-horizontal-relative:text;mso-position-vertical:absolute;mso-position-vertical-relative:text;mso-width-percent:0;mso-height-percent:0;mso-width-relative:margin;mso-height-relative:margin;v-text-anchor:top" o:gfxdata="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" filled="f" stroked="f">
                 <v:textbox>
                   <w:txbxContent>
                     <w:tbl>
@@ -867,8 +867,6 @@
           <w:lang w:eastAsia="en-US"/>
         </w:rPr>
       </w:pPr>
-      <w:bookmarkStart w:id="0" w:name="_GoBack"/>
-      <w:bookmarkEnd w:id="0"/>
     </w:p>
     <w:tbl>
       <w:tblPr>
@@ -3247,7 +3245,7 @@
         <mc:AlternateContent>
           <mc:Choice Requires="wpg">
             <w:drawing>
-              <wp:anchor distT="0" distB="0" distL="114300" distR="114300" simplePos="0" relativeHeight="251773952" behindDoc="0" locked="0" layoutInCell="1" allowOverlap="1">
+              <wp:anchor distT="0" distB="0" distL="114300" distR="114300" simplePos="0" relativeHeight="251773952" behindDoc="0" locked="0" layoutInCell="1" allowOverlap="1" wp14:anchorId="5AC3D88B" wp14:editId="2B7CFCD3">
                 <wp:simplePos x="0" y="0"/>
                 <wp:positionH relativeFrom="column">
                   <wp:posOffset>669290</wp:posOffset>
@@ -3482,7 +3480,7 @@
           </mc:Choice>
           <mc:Fallback>
             <w:pict>
-              <v:group w14:anchorId="0C30374B" id="Group 21" o:spid="_x0000_s1026" style="position:absolute;margin-left:52.7pt;margin-top:4.7pt;width:389.25pt;height:45pt;z-index:251773952;mso-width-relative:margin;mso-height-relative:margin" coordsize="50985,6286" o:gfxdata="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">
+              <v:group w14:anchorId="2EF026DA" id="Group 21" o:spid="_x0000_s1026" style="position:absolute;margin-left:52.7pt;margin-top:4.7pt;width:389.25pt;height:45pt;z-index:251773952;mso-width-relative:margin;mso-height-relative:margin" coordsize="50985,6286" o:gfxdata="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">
                 <v:shapetype id="_x0000_t75" coordsize="21600,21600" o:spt="75" o:preferrelative="t" path="m@4@5l@4@11@9@11@9@5xe" filled="f" stroked="f">
                   <v:stroke joinstyle="miter"/>
                   <v:formulas>
@@ -3502,21 +3500,17 @@
                   <v:path o:extrusionok="f" gradientshapeok="t" o:connecttype="rect"/>
                   <o:lock v:ext="edit" aspectratio="t"/>
                 </v:shapetype>
-                <v:shape id="Picture 17" o:spid="_x0000_s1027" type="#_x0000_t75" alt="pilihan%2Bsoal%2Bzat%2Bno1" style="position:absolute;left:43556;width:7429;height:6286;visibility:visible;mso-wrap-style:square" o:gfxdata="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">
+                <v:shape id="Picture 17" o:spid="_x0000_s1027" type="#_x0000_t75" alt="pilihan%2Bsoal%2Bzat%2Bno1" style="position:absolute;left:43556;width:7429;height:6286;visibility:visible;mso-wrap-style:square" o:gfxdata="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">
                   <v:imagedata r:id="rId21" o:title="pilihan%2Bsoal%2Bzat%2Bno1" cropbottom="13423f" cropleft="50125f"/>
-                  <v:path arrowok="t"/>
                 </v:shape>
-                <v:shape id="Picture 16" o:spid="_x0000_s1028" type="#_x0000_t75" alt="pilihan%2Bsoal%2Bzat%2Bno1" style="position:absolute;left:28780;width:7144;height:6286;visibility:visible;mso-wrap-style:square" o:gfxdata="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">
+                <v:shape id="Picture 16" o:spid="_x0000_s1028" type="#_x0000_t75" alt="pilihan%2Bsoal%2Bzat%2Bno1" style="position:absolute;left:28780;width:7144;height:6286;visibility:visible;mso-wrap-style:square" o:gfxdata="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">
                   <v:imagedata r:id="rId21" o:title="pilihan%2Bsoal%2Bzat%2Bno1" cropbottom="13423f" cropleft="34136f" cropright="16564f"/>
-                  <v:path arrowok="t"/>
                 </v:shape>
-                <v:shape id="Picture 14" o:spid="_x0000_s1029" type="#_x0000_t75" alt="pilihan%2Bsoal%2Bzat%2Bno1" style="position:absolute;left:12956;width:7335;height:6286;visibility:visible;mso-wrap-style:square" o:gfxdata="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">
+                <v:shape id="Picture 14" o:spid="_x0000_s1029" type="#_x0000_t75" alt="pilihan%2Bsoal%2Bzat%2Bno1" style="position:absolute;left:12956;width:7335;height:6286;visibility:visible;mso-wrap-style:square" o:gfxdata="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">
                   <v:imagedata r:id="rId22" o:title="pilihan%2Bsoal%2Bzat%2Bno1" cropbottom="11844f" cropleft="16852f" cropright="33417f"/>
-                  <v:path arrowok="t"/>
                 </v:shape>
-                <v:shape id="Picture 28" o:spid="_x0000_s1030" type="#_x0000_t75" alt="pilihan%2Bsoal%2Bzat%2Bno1" style="position:absolute;width:7524;height:6286;visibility:visible;mso-wrap-style:square" o:gfxdata="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">
+                <v:shape id="Picture 28" o:spid="_x0000_s1030" type="#_x0000_t75" alt="pilihan%2Bsoal%2Bzat%2Bno1" style="position:absolute;width:7524;height:6286;visibility:visible;mso-wrap-style:square" o:gfxdata="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">
                   <v:imagedata r:id="rId23" o:title="pilihan%2Bsoal%2Bzat%2Bno1" cropbottom="10264f" cropright="49980f"/>
-                  <v:path arrowok="t"/>
                 </v:shape>
               </v:group>
             </w:pict>
@@ -4249,7 +4243,7 @@
         <mc:AlternateContent>
           <mc:Choice Requires="wpg">
             <w:drawing>
-              <wp:anchor distT="0" distB="0" distL="114300" distR="114300" simplePos="0" relativeHeight="251764736" behindDoc="1" locked="0" layoutInCell="1" allowOverlap="1">
+              <wp:anchor distT="0" distB="0" distL="114300" distR="114300" simplePos="0" relativeHeight="251764736" behindDoc="1" locked="0" layoutInCell="1" allowOverlap="1" wp14:anchorId="7A2CAE7A" wp14:editId="1F2E7F20">
                 <wp:simplePos x="0" y="0"/>
                 <wp:positionH relativeFrom="column">
                   <wp:posOffset>526415</wp:posOffset>
@@ -4433,22 +4427,18 @@
           </mc:Choice>
           <mc:Fallback>
             <w:pict>
-              <v:group w14:anchorId="76230A9B" id="Group 8" o:spid="_x0000_s1026" style="position:absolute;margin-left:41.45pt;margin-top:49.9pt;width:440.25pt;height:53.25pt;z-index:-251551744;mso-width-relative:margin" coordorigin="-190" coordsize="55911,6762" o:gfxdata="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">
-                <v:shape id="Picture 40" o:spid="_x0000_s1027" type="#_x0000_t75" alt="16-12" style="position:absolute;left:-190;top:95;width:12667;height:6667;visibility:visible;mso-wrap-style:square" o:gfxdata="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">
+              <v:group w14:anchorId="2B9A9EF0" id="Group 8" o:spid="_x0000_s1026" style="position:absolute;margin-left:41.45pt;margin-top:49.9pt;width:440.25pt;height:53.25pt;z-index:-251551744;mso-width-relative:margin" coordorigin="-190" coordsize="55911,6762" o:gfxdata="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">
+                <v:shape id="Picture 40" o:spid="_x0000_s1027" type="#_x0000_t75" alt="16-12" style="position:absolute;left:-190;top:95;width:12667;height:6667;visibility:visible;mso-wrap-style:square" o:gfxdata="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">
                   <v:imagedata r:id="rId29" o:title="16-12" croptop="4395f" cropbottom="47154f"/>
-                  <v:path arrowok="t"/>
                 </v:shape>
-                <v:shape id="Picture 7" o:spid="_x0000_s1028" type="#_x0000_t75" alt="16-12" style="position:absolute;left:13335;top:95;width:11906;height:5620;visibility:visible;mso-wrap-style:square" o:gfxdata="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">
+                <v:shape id="Picture 7" o:spid="_x0000_s1028" type="#_x0000_t75" alt="16-12" style="position:absolute;left:13335;top:95;width:11906;height:5620;visibility:visible;mso-wrap-style:square" o:gfxdata="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">
                   <v:imagedata r:id="rId29" o:title="16-12" croptop="22544f" cropbottom="32235f"/>
-                  <v:path arrowok="t"/>
                 </v:shape>
-                <v:shape id="Picture 4" o:spid="_x0000_s1029" type="#_x0000_t75" alt="16-12" style="position:absolute;left:27813;top:190;width:12477;height:5525;visibility:visible;mso-wrap-style:square" o:gfxdata="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">
+                <v:shape id="Picture 4" o:spid="_x0000_s1029" type="#_x0000_t75" alt="16-12" style="position:absolute;left:27813;top:190;width:12477;height:5525;visibility:visible;mso-wrap-style:square" o:gfxdata="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">
                   <v:imagedata r:id="rId29" o:title="16-12" croptop="38985f" cropbottom="15930f"/>
-                  <v:path arrowok="t"/>
                 </v:shape>
-                <v:shape id="Picture 3" o:spid="_x0000_s1030" type="#_x0000_t75" alt="16-12" style="position:absolute;left:42291;width:13430;height:6000;visibility:visible;mso-wrap-style:square" o:gfxdata="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">
+                <v:shape id="Picture 3" o:spid="_x0000_s1030" type="#_x0000_t75" alt="16-12" style="position:absolute;left:42291;width:13430;height:6000;visibility:visible;mso-wrap-style:square" o:gfxdata="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">
                   <v:imagedata r:id="rId29" o:title="16-12" croptop="55254f"/>
-                  <v:path arrowok="t"/>
                 </v:shape>
               </v:group>
             </w:pict>
@@ -7456,7 +7446,7 @@
         <mc:AlternateContent>
           <mc:Choice Requires="wpg">
             <w:drawing>
-              <wp:anchor distT="0" distB="0" distL="114300" distR="114300" simplePos="0" relativeHeight="251809792" behindDoc="1" locked="0" layoutInCell="1" allowOverlap="1">
+              <wp:anchor distT="0" distB="0" distL="114300" distR="114300" simplePos="0" relativeHeight="251809792" behindDoc="1" locked="0" layoutInCell="1" allowOverlap="1" wp14:anchorId="55CFAB64" wp14:editId="1AEF0115">
                 <wp:simplePos x="0" y="0"/>
                 <wp:positionH relativeFrom="column">
                   <wp:posOffset>468630</wp:posOffset>
@@ -7812,22 +7802,18 @@
           </mc:Choice>
           <mc:Fallback>
             <w:pict>
-              <v:group w14:anchorId="1801B2F8" id="Group 44" o:spid="_x0000_s1026" style="position:absolute;margin-left:36.9pt;margin-top:16.1pt;width:437.45pt;height:65.9pt;z-index:-251506688;mso-width-relative:margin" coordorigin="345" coordsize="55554,8367" o:gfxdata="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">
-                <v:shape id="Picture 45" o:spid="_x0000_s1027" type="#_x0000_t75" style="position:absolute;left:345;top:603;width:12335;height:7764;visibility:visible;mso-wrap-style:square" o:gfxdata="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">
+              <v:group w14:anchorId="42F4FF45" id="Group 44" o:spid="_x0000_s1026" style="position:absolute;margin-left:36.9pt;margin-top:16.1pt;width:437.45pt;height:65.9pt;z-index:-251506688;mso-width-relative:margin" coordorigin="345" coordsize="55554,8367" o:gfxdata="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">
+                <v:shape id="Picture 45" o:spid="_x0000_s1027" type="#_x0000_t75" style="position:absolute;left:345;top:603;width:12335;height:7764;visibility:visible;mso-wrap-style:square" o:gfxdata="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">
                   <v:imagedata r:id="rId40" o:title="" croptop="5859f" cropbottom="30265f" cropleft="3905f" cropright="42835f"/>
-                  <v:path arrowok="t"/>
                 </v:shape>
-                <v:shape id="Picture 46" o:spid="_x0000_s1028" type="#_x0000_t75" style="position:absolute;left:43735;top:258;width:12164;height:7419;visibility:visible;mso-wrap-style:square" o:gfxdata="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">
+                <v:shape id="Picture 46" o:spid="_x0000_s1028" type="#_x0000_t75" style="position:absolute;left:43735;top:258;width:12164;height:7419;visibility:visible;mso-wrap-style:square" o:gfxdata="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">
                   <v:imagedata r:id="rId40" o:title="" croptop="38107f" cropleft="23120f" cropright="23936f"/>
-                  <v:path arrowok="t"/>
                 </v:shape>
-                <v:shape id="Picture 2" o:spid="_x0000_s1029" type="#_x0000_t75" style="position:absolute;left:13284;width:12336;height:7763;visibility:visible;mso-wrap-style:square" o:gfxdata="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">
+                <v:shape id="Picture 2" o:spid="_x0000_s1029" type="#_x0000_t75" style="position:absolute;left:13284;width:12336;height:7763;visibility:visible;mso-wrap-style:square" o:gfxdata="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">
                   <v:imagedata r:id="rId40" o:title="" croptop="36124f" cropleft="3905f" cropright="42835f"/>
-                  <v:path arrowok="t"/>
                 </v:shape>
-                <v:shape id="Picture 5" o:spid="_x0000_s1030" type="#_x0000_t75" style="position:absolute;left:28898;top:258;width:12767;height:8023;visibility:visible;mso-wrap-style:square" o:gfxdata="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">
+                <v:shape id="Picture 5" o:spid="_x0000_s1030" type="#_x0000_t75" style="position:absolute;left:28898;top:258;width:12767;height:8023;visibility:visible;mso-wrap-style:square" o:gfxdata="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">
                   <v:imagedata r:id="rId40" o:title="" croptop="5859f" cropbottom="30024f" cropleft="23120f" cropright="23936f"/>
-                  <v:path arrowok="t"/>
                 </v:shape>
                 <v:oval id="Oval 9" o:spid="_x0000_s1031" style="position:absolute;left:44167;top:1293;width:1460;height:1378;visibility:visible;mso-wrap-style:square;v-text-anchor:middle" o:gfxdata="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" fillcolor="white [3212]" strokecolor="white [3212]" strokeweight="2pt"/>
                 <v:oval id="Oval 11" o:spid="_x0000_s1032" style="position:absolute;left:29502;top:1293;width:1460;height:1378;visibility:visible;mso-wrap-style:square;v-text-anchor:middle" o:gfxdata="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" fillcolor="white [3212]" strokecolor="white [3212]" strokeweight="2pt"/>
@@ -7917,7 +7903,6 @@
           <w:color w:val="000000" w:themeColor="text1"/>
           <w:sz w:val="24"/>
           <w:szCs w:val="24"/>
-          <w:lang w:val="en-US"/>
         </w:rPr>
       </w:pPr>
       <w:r>
@@ -7926,7 +7911,6 @@
           <w:color w:val="000000" w:themeColor="text1"/>
           <w:sz w:val="24"/>
           <w:szCs w:val="24"/>
-          <w:lang w:val="en-US"/>
         </w:rPr>
         <w:t xml:space="preserve">A. </w:t>
       </w:r>
@@ -7936,7 +7920,6 @@
           <w:color w:val="000000" w:themeColor="text1"/>
           <w:sz w:val="24"/>
           <w:szCs w:val="24"/>
-          <w:lang w:val="en-US"/>
         </w:rPr>
         <w:tab/>
         <w:t>B.</w:t>
@@ -7947,7 +7930,6 @@
           <w:color w:val="000000" w:themeColor="text1"/>
           <w:sz w:val="24"/>
           <w:szCs w:val="24"/>
-          <w:lang w:val="en-US"/>
         </w:rPr>
         <w:tab/>
         <w:t xml:space="preserve">C. </w:t>
@@ -7958,7 +7940,6 @@
           <w:color w:val="000000" w:themeColor="text1"/>
           <w:sz w:val="24"/>
           <w:szCs w:val="24"/>
-          <w:lang w:val="en-US"/>
         </w:rPr>
         <w:tab/>
         <w:t>D.</w:t>
@@ -9650,10 +9631,9 @@
           </mc:Choice>
           <mc:Fallback>
             <w:pict>
-              <v:group w14:anchorId="1ACF9113" id="Group 36" o:spid="_x0000_s1026" style="position:absolute;margin-left:35.55pt;margin-top:15.55pt;width:177.95pt;height:115.45pt;z-index:-251525120;mso-width-relative:margin;mso-height-relative:margin" coordsize="29959,19596" o:gfxdata="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">
-                <v:shape id="Picture 37" o:spid="_x0000_s1027" type="#_x0000_t75" style="position:absolute;width:29959;height:19596;visibility:visible;mso-wrap-style:square" o:gfxdata="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">
+              <v:group w14:anchorId="7990E46D" id="Group 36" o:spid="_x0000_s1026" style="position:absolute;margin-left:35.55pt;margin-top:15.55pt;width:177.95pt;height:115.45pt;z-index:-251525120;mso-width-relative:margin;mso-height-relative:margin" coordsize="29959,19596" o:gfxdata="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">
+                <v:shape id="Picture 37" o:spid="_x0000_s1027" type="#_x0000_t75" style="position:absolute;width:29959;height:19596;visibility:visible;mso-wrap-style:square" o:gfxdata="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">
                   <v:imagedata r:id="rId47" o:title=""/>
-                  <v:path arrowok="t"/>
                 </v:shape>
                 <v:oval id="Oval 38" o:spid="_x0000_s1028" style="position:absolute;left:531;top:13503;width:2020;height:2126;visibility:visible;mso-wrap-style:square;v-text-anchor:middle" o:gfxdata="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" fillcolor="white [3212]" strokecolor="black [3213]" strokeweight="1.5pt"/>
               </v:group>
@@ -14470,7 +14450,6 @@
           <w:szCs w:val="24"/>
           <w:bdr w:val="none" w:sz="0" w:space="0" w:color="auto" w:frame="1"/>
           <w:shd w:val="clear" w:color="auto" w:fill="FFFFFF"/>
-          <w:lang w:val="en-US"/>
         </w:rPr>
         <w:tab/>
       </w:r>
@@ -15203,7 +15182,7 @@
           </mc:Choice>
           <mc:Fallback>
             <w:pict>
-              <v:rect w14:anchorId="2067D84B" id="Rectangle 23" o:spid="_x0000_s1027" style="position:absolute;left:0;text-align:left;margin-left:48.9pt;margin-top:13.55pt;width:67.8pt;height:21.75pt;z-index:251781120;visibility:visible;mso-wrap-style:square;mso-width-percent:0;mso-height-percent:0;mso-wrap-distance-left:9pt;mso-wrap-distance-top:0;mso-wrap-distance-right:9pt;mso-wrap-distance-bottom:0;mso-position-horizontal:absolute;mso-position-horizontal-relative:text;mso-position-vertical:absolute;mso-position-vertical-relative:text;mso-width-percent:0;mso-height-percent:0;mso-width-relative:margin;mso-height-relative:margin;v-text-anchor:middle" o:gfxdata="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" filled="f" stroked="f" strokeweight="2pt">
+              <v:rect w14:anchorId="2067D84B" id="Rectangle 23" o:spid="_x0000_s1027" style="position:absolute;left:0;text-align:left;margin-left:48.9pt;margin-top:13.55pt;width:67.8pt;height:21.75pt;z-index:251781120;visibility:visible;mso-wrap-style:square;mso-width-percent:0;mso-height-percent:0;mso-wrap-distance-left:9pt;mso-wrap-distance-top:0;mso-wrap-distance-right:9pt;mso-wrap-distance-bottom:0;mso-position-horizontal:absolute;mso-position-horizontal-relative:text;mso-position-vertical:absolute;mso-position-vertical-relative:text;mso-width-percent:0;mso-height-percent:0;mso-width-relative:margin;mso-height-relative:margin;v-text-anchor:middle" o:gfxdata="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" filled="f" stroked="f" strokeweight="2pt">
                 <v:textbox>
                   <w:txbxContent>
                     <w:p>
@@ -15335,7 +15314,7 @@
           </mc:Choice>
           <mc:Fallback>
             <w:pict>
-              <v:rect w14:anchorId="730525F8" id="Rectangle 24" o:spid="_x0000_s1028" style="position:absolute;left:0;text-align:left;margin-left:164.7pt;margin-top:10.4pt;width:67.8pt;height:21.75pt;z-index:251785216;visibility:visible;mso-wrap-style:square;mso-width-percent:0;mso-height-percent:0;mso-wrap-distance-left:9pt;mso-wrap-distance-top:0;mso-wrap-distance-right:9pt;mso-wrap-distance-bottom:0;mso-position-horizontal:absolute;mso-position-horizontal-relative:text;mso-position-vertical:absolute;mso-position-vertical-relative:text;mso-width-percent:0;mso-height-percent:0;mso-width-relative:margin;mso-height-relative:margin;v-text-anchor:middle" o:gfxdata="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" filled="f" stroked="f" strokeweight="2pt">
+              <v:rect w14:anchorId="730525F8" id="Rectangle 24" o:spid="_x0000_s1028" style="position:absolute;left:0;text-align:left;margin-left:164.7pt;margin-top:10.4pt;width:67.8pt;height:21.75pt;z-index:251785216;visibility:visible;mso-wrap-style:square;mso-width-percent:0;mso-height-percent:0;mso-wrap-distance-left:9pt;mso-wrap-distance-top:0;mso-wrap-distance-right:9pt;mso-wrap-distance-bottom:0;mso-position-horizontal:absolute;mso-position-horizontal-relative:text;mso-position-vertical:absolute;mso-position-vertical-relative:text;mso-width-percent:0;mso-height-percent:0;mso-width-relative:margin;mso-height-relative:margin;v-text-anchor:middle" o:gfxdata="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" filled="f" stroked="f" strokeweight="2pt">
                 <v:textbox>
                   <w:txbxContent>
                     <w:p>
@@ -15476,7 +15455,7 @@
           </mc:Choice>
           <mc:Fallback>
             <w:pict>
-              <v:rect w14:anchorId="6C57D33F" id="Rectangle 25" o:spid="_x0000_s1029" style="position:absolute;left:0;text-align:left;margin-left:329.75pt;margin-top:2.75pt;width:82.85pt;height:21.75pt;z-index:251789312;visibility:visible;mso-wrap-style:square;mso-height-percent:0;mso-wrap-distance-left:9pt;mso-wrap-distance-top:0;mso-wrap-distance-right:9pt;mso-wrap-distance-bottom:0;mso-position-horizontal:absolute;mso-position-horizontal-relative:text;mso-position-vertical:absolute;mso-position-vertical-relative:text;mso-height-percent:0;mso-height-relative:margin;v-text-anchor:middle" o:gfxdata="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" filled="f" stroked="f" strokeweight="2pt">
+              <v:rect w14:anchorId="6C57D33F" id="Rectangle 25" o:spid="_x0000_s1029" style="position:absolute;left:0;text-align:left;margin-left:329.75pt;margin-top:2.75pt;width:82.85pt;height:21.75pt;z-index:251789312;visibility:visible;mso-wrap-style:square;mso-height-percent:0;mso-wrap-distance-left:9pt;mso-wrap-distance-top:0;mso-wrap-distance-right:9pt;mso-wrap-distance-bottom:0;mso-position-horizontal:absolute;mso-position-horizontal-relative:text;mso-position-vertical:absolute;mso-position-vertical-relative:text;mso-height-percent:0;mso-height-relative:margin;v-text-anchor:middle" o:gfxdata="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" filled="f" stroked="f" strokeweight="2pt">
                 <v:textbox>
                   <w:txbxContent>
                     <w:p>
@@ -15804,7 +15783,7 @@
           </mc:Choice>
           <mc:Fallback>
             <w:pict>
-              <v:rect w14:anchorId="7D661BB0" id="Rectangle 26" o:spid="_x0000_s1030" style="position:absolute;left:0;text-align:left;margin-left:70.95pt;margin-top:7.35pt;width:67.8pt;height:21.75pt;z-index:251787264;visibility:visible;mso-wrap-style:square;mso-width-percent:0;mso-height-percent:0;mso-wrap-distance-left:9pt;mso-wrap-distance-top:0;mso-wrap-distance-right:9pt;mso-wrap-distance-bottom:0;mso-position-horizontal:absolute;mso-position-horizontal-relative:text;mso-position-vertical:absolute;mso-position-vertical-relative:text;mso-width-percent:0;mso-height-percent:0;mso-width-relative:margin;mso-height-relative:margin;v-text-anchor:middle" o:gfxdata="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" filled="f" stroked="f" strokeweight="2pt">
+              <v:rect w14:anchorId="7D661BB0" id="Rectangle 26" o:spid="_x0000_s1030" style="position:absolute;left:0;text-align:left;margin-left:70.95pt;margin-top:7.35pt;width:67.8pt;height:21.75pt;z-index:251787264;visibility:visible;mso-wrap-style:square;mso-width-percent:0;mso-height-percent:0;mso-wrap-distance-left:9pt;mso-wrap-distance-top:0;mso-wrap-distance-right:9pt;mso-wrap-distance-bottom:0;mso-position-horizontal:absolute;mso-position-horizontal-relative:text;mso-position-vertical:absolute;mso-position-vertical-relative:text;mso-width-percent:0;mso-height-percent:0;mso-width-relative:margin;mso-height-relative:margin;v-text-anchor:middle" o:gfxdata="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" filled="f" stroked="f" strokeweight="2pt">
                 <v:textbox>
                   <w:txbxContent>
                     <w:p>
@@ -15933,7 +15912,7 @@
           </mc:Choice>
           <mc:Fallback>
             <w:pict>
-              <v:rect w14:anchorId="48AF7137" id="Rectangle 29" o:spid="_x0000_s1031" style="position:absolute;left:0;text-align:left;margin-left:211.5pt;margin-top:9.6pt;width:82.85pt;height:21.75pt;z-index:251783168;visibility:visible;mso-wrap-style:square;mso-height-percent:0;mso-wrap-distance-left:9pt;mso-wrap-distance-top:0;mso-wrap-distance-right:9pt;mso-wrap-distance-bottom:0;mso-position-horizontal:absolute;mso-position-horizontal-relative:text;mso-position-vertical:absolute;mso-position-vertical-relative:text;mso-height-percent:0;mso-height-relative:margin;v-text-anchor:middle" o:gfxdata="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" filled="f" stroked="f" strokeweight="2pt">
+              <v:rect w14:anchorId="48AF7137" id="Rectangle 29" o:spid="_x0000_s1031" style="position:absolute;left:0;text-align:left;margin-left:211.5pt;margin-top:9.6pt;width:82.85pt;height:21.75pt;z-index:251783168;visibility:visible;mso-wrap-style:square;mso-height-percent:0;mso-wrap-distance-left:9pt;mso-wrap-distance-top:0;mso-wrap-distance-right:9pt;mso-wrap-distance-bottom:0;mso-position-horizontal:absolute;mso-position-horizontal-relative:text;mso-position-vertical:absolute;mso-position-vertical-relative:text;mso-height-percent:0;mso-height-relative:margin;v-text-anchor:middle" o:gfxdata="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" filled="f" stroked="f" strokeweight="2pt">
                 <v:textbox>
                   <w:txbxContent>
                     <w:p>
@@ -16234,7 +16213,7 @@
 </file>
 
 <file path=word/endnotes.xml><?xml version="1.0" encoding="utf-8"?>
-<w:endnotes xmlns:wpc="http://schemas.microsoft.com/office/word/2010/wordprocessingCanvas" xmlns:cx="http://schemas.microsoft.com/office/drawing/2014/chartex" xmlns:cx1="http://schemas.microsoft.com/office/drawing/2015/9/8/chartex" xmlns:mc="http://schemas.openxmlformats.org/markup-compatibility/2006" xmlns:o="urn:schemas-microsoft-com:office:office" xmlns:r="http://schemas.openxmlformats.org/officeDocument/2006/relationships" xmlns:m="http://schemas.openxmlformats.org/officeDocument/2006/math" xmlns:v="urn:schemas-microsoft-com:vml" xmlns:wp14="http://schemas.microsoft.com/office/word/2010/wordprocessingDrawing" xmlns:wp="http://schemas.openxmlformats.org/drawingml/2006/wordprocessingDrawing" xmlns:w10="urn:schemas-microsoft-com:office:word" xmlns:w="http://schemas.openxmlformats.org/wordprocessingml/2006/main" xmlns:w14="http://schemas.microsoft.com/office/word/2010/wordml" xmlns:w15="http://schemas.microsoft.com/office/word/2012/wordml" xmlns:w16se="http://schemas.microsoft.com/office/word/2015/wordml/symex" xmlns:wpg="http://schemas.microsoft.com/office/word/2010/wordprocessingGroup" xmlns:wpi="http://schemas.microsoft.com/office/word/2010/wordprocessingInk" xmlns:wne="http://schemas.microsoft.com/office/word/2006/wordml" xmlns:wps="http://schemas.microsoft.com/office/word/2010/wordprocessingShape" mc:Ignorable="w14 w15 w16se wp14">
+<w:endnotes xmlns:wpc="http://schemas.microsoft.com/office/word/2010/wordprocessingCanvas" xmlns:cx="http://schemas.microsoft.com/office/drawing/2014/chartex" xmlns:cx1="http://schemas.microsoft.com/office/drawing/2015/9/8/chartex" xmlns:cx2="http://schemas.microsoft.com/office/drawing/2015/10/21/chartex" xmlns:cx3="http://schemas.microsoft.com/office/drawing/2016/5/9/chartex" xmlns:cx4="http://schemas.microsoft.com/office/drawing/2016/5/10/chartex" xmlns:cx5="http://schemas.microsoft.com/office/drawing/2016/5/11/chartex" xmlns:cx6="http://schemas.microsoft.com/office/drawing/2016/5/12/chartex" xmlns:cx7="http://schemas.microsoft.com/office/drawing/2016/5/13/chartex" xmlns:cx8="http://schemas.microsoft.com/office/drawing/2016/5/14/chartex" xmlns:mc="http://schemas.openxmlformats.org/markup-compatibility/2006" xmlns:aink="http://schemas.microsoft.com/office/drawing/2016/ink" xmlns:am3d="http://schemas.microsoft.com/office/drawing/2017/model3d" xmlns:o="urn:schemas-microsoft-com:office:office" xmlns:oel="http://schemas.microsoft.com/office/2019/extlst" xmlns:r="http://schemas.openxmlformats.org/officeDocument/2006/relationships" xmlns:m="http://schemas.openxmlformats.org/officeDocument/2006/math" xmlns:v="urn:schemas-microsoft-com:vml" xmlns:wp14="http://schemas.microsoft.com/office/word/2010/wordprocessingDrawing" xmlns:wp="http://schemas.openxmlformats.org/drawingml/2006/wordprocessingDrawing" xmlns:w10="urn:schemas-microsoft-com:office:word" xmlns:w="http://schemas.openxmlformats.org/wordprocessingml/2006/main" xmlns:w14="http://schemas.microsoft.com/office/word/2010/wordml" xmlns:w15="http://schemas.microsoft.com/office/word/2012/wordml" xmlns:w16cex="http://schemas.microsoft.com/office/word/2018/wordml/cex" xmlns:w16cid="http://schemas.microsoft.com/office/word/2016/wordml/cid" xmlns:w16="http://schemas.microsoft.com/office/word/2018/wordml" xmlns:w16du="http://schemas.microsoft.com/office/word/2023/wordml/word16du" xmlns:w16sdtdh="http://schemas.microsoft.com/office/word/2020/wordml/sdtdatahash" xmlns:w16sdtfl="http://schemas.microsoft.com/office/word/2024/wordml/sdtformatlock" xmlns:w16se="http://schemas.microsoft.com/office/word/2015/wordml/symex" xmlns:wpg="http://schemas.microsoft.com/office/word/2010/wordprocessingGroup" xmlns:wpi="http://schemas.microsoft.com/office/word/2010/wordprocessingInk" xmlns:wne="http://schemas.microsoft.com/office/word/2006/wordml" xmlns:wps="http://schemas.microsoft.com/office/word/2010/wordprocessingShape" mc:Ignorable="w14 w15 w16se w16cid w16 w16cex w16sdtdh w16sdtfl w16du wp14">
   <w:endnote w:type="separator" w:id="-1">
     <w:p>
       <w:pPr>
@@ -16259,7 +16238,7 @@
 </file>
 
 <file path=word/footer1.xml><?xml version="1.0" encoding="utf-8"?>
-<w:ftr xmlns:wpc="http://schemas.microsoft.com/office/word/2010/wordprocessingCanvas" xmlns:cx="http://schemas.microsoft.com/office/drawing/2014/chartex" xmlns:cx1="http://schemas.microsoft.com/office/drawing/2015/9/8/chartex" xmlns:mc="http://schemas.openxmlformats.org/markup-compatibility/2006" xmlns:o="urn:schemas-microsoft-com:office:office" xmlns:r="http://schemas.openxmlformats.org/officeDocument/2006/relationships" xmlns:m="http://schemas.openxmlformats.org/officeDocument/2006/math" xmlns:v="urn:schemas-microsoft-com:vml" xmlns:wp14="http://schemas.microsoft.com/office/word/2010/wordprocessingDrawing" xmlns:wp="http://schemas.openxmlformats.org/drawingml/2006/wordprocessingDrawing" xmlns:w10="urn:schemas-microsoft-com:office:word" xmlns:w="http://schemas.openxmlformats.org/wordprocessingml/2006/main" xmlns:w14="http://schemas.microsoft.com/office/word/2010/wordml" xmlns:w15="http://schemas.microsoft.com/office/word/2012/wordml" xmlns:w16se="http://schemas.microsoft.com/office/word/2015/wordml/symex" xmlns:wpg="http://schemas.microsoft.com/office/word/2010/wordprocessingGroup" xmlns:wpi="http://schemas.microsoft.com/office/word/2010/wordprocessingInk" xmlns:wne="http://schemas.microsoft.com/office/word/2006/wordml" xmlns:wps="http://schemas.microsoft.com/office/word/2010/wordprocessingShape" mc:Ignorable="w14 w15 w16se wp14">
+<w:ftr xmlns:wpc="http://schemas.microsoft.com/office/word/2010/wordprocessingCanvas" xmlns:cx="http://schemas.microsoft.com/office/drawing/2014/chartex" xmlns:cx1="http://schemas.microsoft.com/office/drawing/2015/9/8/chartex" xmlns:cx2="http://schemas.microsoft.com/office/drawing/2015/10/21/chartex" xmlns:cx3="http://schemas.microsoft.com/office/drawing/2016/5/9/chartex" xmlns:cx4="http://schemas.microsoft.com/office/drawing/2016/5/10/chartex" xmlns:cx5="http://schemas.microsoft.com/office/drawing/2016/5/11/chartex" xmlns:cx6="http://schemas.microsoft.com/office/drawing/2016/5/12/chartex" xmlns:cx7="http://schemas.microsoft.com/office/drawing/2016/5/13/chartex" xmlns:cx8="http://schemas.microsoft.com/office/drawing/2016/5/14/chartex" xmlns:mc="http://schemas.openxmlformats.org/markup-compatibility/2006" xmlns:aink="http://schemas.microsoft.com/office/drawing/2016/ink" xmlns:am3d="http://schemas.microsoft.com/office/drawing/2017/model3d" xmlns:o="urn:schemas-microsoft-com:office:office" xmlns:oel="http://schemas.microsoft.com/office/2019/extlst" xmlns:r="http://schemas.openxmlformats.org/officeDocument/2006/relationships" xmlns:m="http://schemas.openxmlformats.org/officeDocument/2006/math" xmlns:v="urn:schemas-microsoft-com:vml" xmlns:wp14="http://schemas.microsoft.com/office/word/2010/wordprocessingDrawing" xmlns:wp="http://schemas.openxmlformats.org/drawingml/2006/wordprocessingDrawing" xmlns:w10="urn:schemas-microsoft-com:office:word" xmlns:w="http://schemas.openxmlformats.org/wordprocessingml/2006/main" xmlns:w14="http://schemas.microsoft.com/office/word/2010/wordml" xmlns:w15="http://schemas.microsoft.com/office/word/2012/wordml" xmlns:w16cex="http://schemas.microsoft.com/office/word/2018/wordml/cex" xmlns:w16cid="http://schemas.microsoft.com/office/word/2016/wordml/cid" xmlns:w16="http://schemas.microsoft.com/office/word/2018/wordml" xmlns:w16du="http://schemas.microsoft.com/office/word/2023/wordml/word16du" xmlns:w16sdtdh="http://schemas.microsoft.com/office/word/2020/wordml/sdtdatahash" xmlns:w16sdtfl="http://schemas.microsoft.com/office/word/2024/wordml/sdtformatlock" xmlns:w16se="http://schemas.microsoft.com/office/word/2015/wordml/symex" xmlns:wpg="http://schemas.microsoft.com/office/word/2010/wordprocessingGroup" xmlns:wpi="http://schemas.microsoft.com/office/word/2010/wordprocessingInk" xmlns:wne="http://schemas.microsoft.com/office/word/2006/wordml" xmlns:wps="http://schemas.microsoft.com/office/word/2010/wordprocessingShape" mc:Ignorable="w14 w15 w16se w16cid w16 w16cex w16sdtdh w16sdtfl w16du wp14">
   <w:sdt>
     <w:sdtPr>
       <w:id w:val="-212270228"/>
@@ -16405,7 +16384,7 @@
 </file>
 
 <file path=word/footer2.xml><?xml version="1.0" encoding="utf-8"?>
-<w:ftr xmlns:wpc="http://schemas.microsoft.com/office/word/2010/wordprocessingCanvas" xmlns:cx="http://schemas.microsoft.com/office/drawing/2014/chartex" xmlns:cx1="http://schemas.microsoft.com/office/drawing/2015/9/8/chartex" xmlns:mc="http://schemas.openxmlformats.org/markup-compatibility/2006" xmlns:o="urn:schemas-microsoft-com:office:office" xmlns:r="http://schemas.openxmlformats.org/officeDocument/2006/relationships" xmlns:m="http://schemas.openxmlformats.org/officeDocument/2006/math" xmlns:v="urn:schemas-microsoft-com:vml" xmlns:wp14="http://schemas.microsoft.com/office/word/2010/wordprocessingDrawing" xmlns:wp="http://schemas.openxmlformats.org/drawingml/2006/wordprocessingDrawing" xmlns:w10="urn:schemas-microsoft-com:office:word" xmlns:w="http://schemas.openxmlformats.org/wordprocessingml/2006/main" xmlns:w14="http://schemas.microsoft.com/office/word/2010/wordml" xmlns:w15="http://schemas.microsoft.com/office/word/2012/wordml" xmlns:w16se="http://schemas.microsoft.com/office/word/2015/wordml/symex" xmlns:wpg="http://schemas.microsoft.com/office/word/2010/wordprocessingGroup" xmlns:wpi="http://schemas.microsoft.com/office/word/2010/wordprocessingInk" xmlns:wne="http://schemas.microsoft.com/office/word/2006/wordml" xmlns:wps="http://schemas.microsoft.com/office/word/2010/wordprocessingShape" mc:Ignorable="w14 w15 w16se wp14">
+<w:ftr xmlns:wpc="http://schemas.microsoft.com/office/word/2010/wordprocessingCanvas" xmlns:cx="http://schemas.microsoft.com/office/drawing/2014/chartex" xmlns:cx1="http://schemas.microsoft.com/office/drawing/2015/9/8/chartex" xmlns:cx2="http://schemas.microsoft.com/office/drawing/2015/10/21/chartex" xmlns:cx3="http://schemas.microsoft.com/office/drawing/2016/5/9/chartex" xmlns:cx4="http://schemas.microsoft.com/office/drawing/2016/5/10/chartex" xmlns:cx5="http://schemas.microsoft.com/office/drawing/2016/5/11/chartex" xmlns:cx6="http://schemas.microsoft.com/office/drawing/2016/5/12/chartex" xmlns:cx7="http://schemas.microsoft.com/office/drawing/2016/5/13/chartex" xmlns:cx8="http://schemas.microsoft.com/office/drawing/2016/5/14/chartex" xmlns:mc="http://schemas.openxmlformats.org/markup-compatibility/2006" xmlns:aink="http://schemas.microsoft.com/office/drawing/2016/ink" xmlns:am3d="http://schemas.microsoft.com/office/drawing/2017/model3d" xmlns:o="urn:schemas-microsoft-com:office:office" xmlns:oel="http://schemas.microsoft.com/office/2019/extlst" xmlns:r="http://schemas.openxmlformats.org/officeDocument/2006/relationships" xmlns:m="http://schemas.openxmlformats.org/officeDocument/2006/math" xmlns:v="urn:schemas-microsoft-com:vml" xmlns:wp14="http://schemas.microsoft.com/office/word/2010/wordprocessingDrawing" xmlns:wp="http://schemas.openxmlformats.org/drawingml/2006/wordprocessingDrawing" xmlns:w10="urn:schemas-microsoft-com:office:word" xmlns:w="http://schemas.openxmlformats.org/wordprocessingml/2006/main" xmlns:w14="http://schemas.microsoft.com/office/word/2010/wordml" xmlns:w15="http://schemas.microsoft.com/office/word/2012/wordml" xmlns:w16cex="http://schemas.microsoft.com/office/word/2018/wordml/cex" xmlns:w16cid="http://schemas.microsoft.com/office/word/2016/wordml/cid" xmlns:w16="http://schemas.microsoft.com/office/word/2018/wordml" xmlns:w16du="http://schemas.microsoft.com/office/word/2023/wordml/word16du" xmlns:w16sdtdh="http://schemas.microsoft.com/office/word/2020/wordml/sdtdatahash" xmlns:w16sdtfl="http://schemas.microsoft.com/office/word/2024/wordml/sdtformatlock" xmlns:w16se="http://schemas.microsoft.com/office/word/2015/wordml/symex" xmlns:wpg="http://schemas.microsoft.com/office/word/2010/wordprocessingGroup" xmlns:wpi="http://schemas.microsoft.com/office/word/2010/wordprocessingInk" xmlns:wne="http://schemas.microsoft.com/office/word/2006/wordml" xmlns:wps="http://schemas.microsoft.com/office/word/2010/wordprocessingShape" mc:Ignorable="w14 w15 w16se w16cid w16 w16cex w16sdtdh w16sdtfl w16du wp14">
   <w:sdt>
     <w:sdtPr>
       <w:rPr>
@@ -16551,7 +16530,7 @@
 </file>
 
 <file path=word/footnotes.xml><?xml version="1.0" encoding="utf-8"?>
-<w:footnotes xmlns:wpc="http://schemas.microsoft.com/office/word/2010/wordprocessingCanvas" xmlns:cx="http://schemas.microsoft.com/office/drawing/2014/chartex" xmlns:cx1="http://schemas.microsoft.com/office/drawing/2015/9/8/chartex" xmlns:mc="http://schemas.openxmlformats.org/markup-compatibility/2006" xmlns:o="urn:schemas-microsoft-com:office:office" xmlns:r="http://schemas.openxmlformats.org/officeDocument/2006/relationships" xmlns:m="http://schemas.openxmlformats.org/officeDocument/2006/math" xmlns:v="urn:schemas-microsoft-com:vml" xmlns:wp14="http://schemas.microsoft.com/office/word/2010/wordprocessingDrawing" xmlns:wp="http://schemas.openxmlformats.org/drawingml/2006/wordprocessingDrawing" xmlns:w10="urn:schemas-microsoft-com:office:word" xmlns:w="http://schemas.openxmlformats.org/wordprocessingml/2006/main" xmlns:w14="http://schemas.microsoft.com/office/word/2010/wordml" xmlns:w15="http://schemas.microsoft.com/office/word/2012/wordml" xmlns:w16se="http://schemas.microsoft.com/office/word/2015/wordml/symex" xmlns:wpg="http://schemas.microsoft.com/office/word/2010/wordprocessingGroup" xmlns:wpi="http://schemas.microsoft.com/office/word/2010/wordprocessingInk" xmlns:wne="http://schemas.microsoft.com/office/word/2006/wordml" xmlns:wps="http://schemas.microsoft.com/office/word/2010/wordprocessingShape" mc:Ignorable="w14 w15 w16se wp14">
+<w:footnotes xmlns:wpc="http://schemas.microsoft.com/office/word/2010/wordprocessingCanvas" xmlns:cx="http://schemas.microsoft.com/office/drawing/2014/chartex" xmlns:cx1="http://schemas.microsoft.com/office/drawing/2015/9/8/chartex" xmlns:cx2="http://schemas.microsoft.com/office/drawing/2015/10/21/chartex" xmlns:cx3="http://schemas.microsoft.com/office/drawing/2016/5/9/chartex" xmlns:cx4="http://schemas.microsoft.com/office/drawing/2016/5/10/chartex" xmlns:cx5="http://schemas.microsoft.com/office/drawing/2016/5/11/chartex" xmlns:cx6="http://schemas.microsoft.com/office/drawing/2016/5/12/chartex" xmlns:cx7="http://schemas.microsoft.com/office/drawing/2016/5/13/chartex" xmlns:cx8="http://schemas.microsoft.com/office/drawing/2016/5/14/chartex" xmlns:mc="http://schemas.openxmlformats.org/markup-compatibility/2006" xmlns:aink="http://schemas.microsoft.com/office/drawing/2016/ink" xmlns:am3d="http://schemas.microsoft.com/office/drawing/2017/model3d" xmlns:o="urn:schemas-microsoft-com:office:office" xmlns:oel="http://schemas.microsoft.com/office/2019/extlst" xmlns:r="http://schemas.openxmlformats.org/officeDocument/2006/relationships" xmlns:m="http://schemas.openxmlformats.org/officeDocument/2006/math" xmlns:v="urn:schemas-microsoft-com:vml" xmlns:wp14="http://schemas.microsoft.com/office/word/2010/wordprocessingDrawing" xmlns:wp="http://schemas.openxmlformats.org/drawingml/2006/wordprocessingDrawing" xmlns:w10="urn:schemas-microsoft-com:office:word" xmlns:w="http://schemas.openxmlformats.org/wordprocessingml/2006/main" xmlns:w14="http://schemas.microsoft.com/office/word/2010/wordml" xmlns:w15="http://schemas.microsoft.com/office/word/2012/wordml" xmlns:w16cex="http://schemas.microsoft.com/office/word/2018/wordml/cex" xmlns:w16cid="http://schemas.microsoft.com/office/word/2016/wordml/cid" xmlns:w16="http://schemas.microsoft.com/office/word/2018/wordml" xmlns:w16du="http://schemas.microsoft.com/office/word/2023/wordml/word16du" xmlns:w16sdtdh="http://schemas.microsoft.com/office/word/2020/wordml/sdtdatahash" xmlns:w16sdtfl="http://schemas.microsoft.com/office/word/2024/wordml/sdtformatlock" xmlns:w16se="http://schemas.microsoft.com/office/word/2015/wordml/symex" xmlns:wpg="http://schemas.microsoft.com/office/word/2010/wordprocessingGroup" xmlns:wpi="http://schemas.microsoft.com/office/word/2010/wordprocessingInk" xmlns:wne="http://schemas.microsoft.com/office/word/2006/wordml" xmlns:wps="http://schemas.microsoft.com/office/word/2010/wordprocessingShape" mc:Ignorable="w14 w15 w16se w16cid w16 w16cex w16sdtdh w16sdtfl w16du wp14">
   <w:footnote w:type="separator" w:id="-1">
     <w:p>
       <w:pPr>
@@ -16576,7 +16555,7 @@
 </file>
 
 <file path=word/numbering.xml><?xml version="1.0" encoding="utf-8"?>
-<w:numbering xmlns:wpc="http://schemas.microsoft.com/office/word/2010/wordprocessingCanvas" xmlns:cx="http://schemas.microsoft.com/office/drawing/2014/chartex" xmlns:cx1="http://schemas.microsoft.com/office/drawing/2015/9/8/chartex" xmlns:mc="http://schemas.openxmlformats.org/markup-compatibility/2006" xmlns:o="urn:schemas-microsoft-com:office:office" xmlns:r="http://schemas.openxmlformats.org/officeDocument/2006/relationships" xmlns:m="http://schemas.openxmlformats.org/officeDocument/2006/math" xmlns:v="urn:schemas-microsoft-com:vml" xmlns:wp14="http://schemas.microsoft.com/office/word/2010/wordprocessingDrawing" xmlns:wp="http://schemas.openxmlformats.org/drawingml/2006/wordprocessingDrawing" xmlns:w10="urn:schemas-microsoft-com:office:word" xmlns:w="http://schemas.openxmlformats.org/wordprocessingml/2006/main" xmlns:w14="http://schemas.microsoft.com/office/word/2010/wordml" xmlns:w15="http://schemas.microsoft.com/office/word/2012/wordml" xmlns:w16se="http://schemas.microsoft.com/office/word/2015/wordml/symex" xmlns:wpg="http://schemas.microsoft.com/office/word/2010/wordprocessingGroup" xmlns:wpi="http://schemas.microsoft.com/office/word/2010/wordprocessingInk" xmlns:wne="http://schemas.microsoft.com/office/word/2006/wordml" xmlns:wps="http://schemas.microsoft.com/office/word/2010/wordprocessingShape" mc:Ignorable="w14 w15 w16se wp14">
+<w:numbering xmlns:wpc="http://schemas.microsoft.com/office/word/2010/wordprocessingCanvas" xmlns:cx="http://schemas.microsoft.com/office/drawing/2014/chartex" xmlns:cx1="http://schemas.microsoft.com/office/drawing/2015/9/8/chartex" xmlns:cx2="http://schemas.microsoft.com/office/drawing/2015/10/21/chartex" xmlns:cx3="http://schemas.microsoft.com/office/drawing/2016/5/9/chartex" xmlns:cx4="http://schemas.microsoft.com/office/drawing/2016/5/10/chartex" xmlns:cx5="http://schemas.microsoft.com/office/drawing/2016/5/11/chartex" xmlns:cx6="http://schemas.microsoft.com/office/drawing/2016/5/12/chartex" xmlns:cx7="http://schemas.microsoft.com/office/drawing/2016/5/13/chartex" xmlns:cx8="http://schemas.microsoft.com/office/drawing/2016/5/14/chartex" xmlns:mc="http://schemas.openxmlformats.org/markup-compatibility/2006" xmlns:aink="http://schemas.microsoft.com/office/drawing/2016/ink" xmlns:am3d="http://schemas.microsoft.com/office/drawing/2017/model3d" xmlns:o="urn:schemas-microsoft-com:office:office" xmlns:oel="http://schemas.microsoft.com/office/2019/extlst" xmlns:r="http://schemas.openxmlformats.org/officeDocument/2006/relationships" xmlns:m="http://schemas.openxmlformats.org/officeDocument/2006/math" xmlns:v="urn:schemas-microsoft-com:vml" xmlns:wp14="http://schemas.microsoft.com/office/word/2010/wordprocessingDrawing" xmlns:wp="http://schemas.openxmlformats.org/drawingml/2006/wordprocessingDrawing" xmlns:w10="urn:schemas-microsoft-com:office:word" xmlns:w="http://schemas.openxmlformats.org/wordprocessingml/2006/main" xmlns:w14="http://schemas.microsoft.com/office/word/2010/wordml" xmlns:w15="http://schemas.microsoft.com/office/word/2012/wordml" xmlns:w16cex="http://schemas.microsoft.com/office/word/2018/wordml/cex" xmlns:w16cid="http://schemas.microsoft.com/office/word/2016/wordml/cid" xmlns:w16="http://schemas.microsoft.com/office/word/2018/wordml" xmlns:w16du="http://schemas.microsoft.com/office/word/2023/wordml/word16du" xmlns:w16sdtdh="http://schemas.microsoft.com/office/word/2020/wordml/sdtdatahash" xmlns:w16sdtfl="http://schemas.microsoft.com/office/word/2024/wordml/sdtformatlock" xmlns:w16se="http://schemas.microsoft.com/office/word/2015/wordml/symex" xmlns:wpg="http://schemas.microsoft.com/office/word/2010/wordprocessingGroup" xmlns:wpi="http://schemas.microsoft.com/office/word/2010/wordprocessingInk" xmlns:wne="http://schemas.microsoft.com/office/word/2006/wordml" xmlns:wps="http://schemas.microsoft.com/office/word/2010/wordprocessingShape" mc:Ignorable="w14 w15 w16se w16cid w16 w16cex w16sdtdh w16sdtfl w16du wp14">
   <w:abstractNum w:abstractNumId="0" w15:restartNumberingAfterBreak="0">
     <w:nsid w:val="022F7C8A"/>
     <w:multiLevelType w:val="hybridMultilevel"/>
@@ -19354,91 +19333,91 @@
       </w:pPr>
     </w:lvl>
   </w:abstractNum>
-  <w:num w:numId="1">
+  <w:num w:numId="1" w16cid:durableId="1597782424">
     <w:abstractNumId w:val="18"/>
   </w:num>
-  <w:num w:numId="2">
+  <w:num w:numId="2" w16cid:durableId="36859230">
     <w:abstractNumId w:val="5"/>
   </w:num>
-  <w:num w:numId="3">
+  <w:num w:numId="3" w16cid:durableId="229577378">
     <w:abstractNumId w:val="8"/>
   </w:num>
-  <w:num w:numId="4">
+  <w:num w:numId="4" w16cid:durableId="1211647600">
     <w:abstractNumId w:val="12"/>
   </w:num>
-  <w:num w:numId="5">
+  <w:num w:numId="5" w16cid:durableId="1557817731">
     <w:abstractNumId w:val="16"/>
   </w:num>
-  <w:num w:numId="6">
+  <w:num w:numId="6" w16cid:durableId="1199465033">
     <w:abstractNumId w:val="25"/>
   </w:num>
-  <w:num w:numId="7">
+  <w:num w:numId="7" w16cid:durableId="2006593530">
     <w:abstractNumId w:val="21"/>
   </w:num>
-  <w:num w:numId="8">
+  <w:num w:numId="8" w16cid:durableId="1379009020">
     <w:abstractNumId w:val="6"/>
   </w:num>
-  <w:num w:numId="9">
+  <w:num w:numId="9" w16cid:durableId="1935278742">
     <w:abstractNumId w:val="24"/>
   </w:num>
-  <w:num w:numId="10">
+  <w:num w:numId="10" w16cid:durableId="1040129844">
     <w:abstractNumId w:val="23"/>
   </w:num>
-  <w:num w:numId="11">
+  <w:num w:numId="11" w16cid:durableId="234899295">
     <w:abstractNumId w:val="17"/>
   </w:num>
-  <w:num w:numId="12">
+  <w:num w:numId="12" w16cid:durableId="198980395">
     <w:abstractNumId w:val="13"/>
   </w:num>
-  <w:num w:numId="13">
+  <w:num w:numId="13" w16cid:durableId="238096232">
     <w:abstractNumId w:val="11"/>
   </w:num>
-  <w:num w:numId="14">
+  <w:num w:numId="14" w16cid:durableId="484203343">
     <w:abstractNumId w:val="4"/>
   </w:num>
-  <w:num w:numId="15">
+  <w:num w:numId="15" w16cid:durableId="1394349215">
     <w:abstractNumId w:val="0"/>
   </w:num>
-  <w:num w:numId="16">
+  <w:num w:numId="16" w16cid:durableId="631179670">
     <w:abstractNumId w:val="27"/>
   </w:num>
-  <w:num w:numId="17">
+  <w:num w:numId="17" w16cid:durableId="453717807">
     <w:abstractNumId w:val="2"/>
   </w:num>
-  <w:num w:numId="18">
+  <w:num w:numId="18" w16cid:durableId="1808665387">
     <w:abstractNumId w:val="7"/>
   </w:num>
-  <w:num w:numId="19">
+  <w:num w:numId="19" w16cid:durableId="1501433861">
     <w:abstractNumId w:val="10"/>
   </w:num>
-  <w:num w:numId="20">
+  <w:num w:numId="20" w16cid:durableId="36010194">
     <w:abstractNumId w:val="26"/>
   </w:num>
-  <w:num w:numId="21">
+  <w:num w:numId="21" w16cid:durableId="540241192">
     <w:abstractNumId w:val="15"/>
   </w:num>
-  <w:num w:numId="22">
+  <w:num w:numId="22" w16cid:durableId="1974628499">
     <w:abstractNumId w:val="9"/>
   </w:num>
-  <w:num w:numId="23">
+  <w:num w:numId="23" w16cid:durableId="14354873">
     <w:abstractNumId w:val="28"/>
   </w:num>
-  <w:num w:numId="24">
+  <w:num w:numId="24" w16cid:durableId="1138457761">
     <w:abstractNumId w:val="14"/>
   </w:num>
-  <w:num w:numId="25">
+  <w:num w:numId="25" w16cid:durableId="15470593">
     <w:abstractNumId w:val="19"/>
   </w:num>
-  <w:num w:numId="26">
+  <w:num w:numId="26" w16cid:durableId="1328945247">
     <w:abstractNumId w:val="20"/>
   </w:num>
-  <w:num w:numId="27">
+  <w:num w:numId="27" w16cid:durableId="254634042">
     <w:abstractNumId w:val="22"/>
   </w:num>
-  <w:num w:numId="28">
+  <w:num w:numId="28" w16cid:durableId="838275902">
     <w:abstractNumId w:val="3"/>
   </w:num>
-  <w:num w:numId="29">
+  <w:num w:numId="29" w16cid:durableId="1999723295">
     <w:abstractNumId w:val="1"/>
   </w:num>
   <w:numIdMacAtCleanup w:val="13"/>
@@ -19446,7 +19425,7 @@
 </file>
 
 <file path=word/styles.xml><?xml version="1.0" encoding="utf-8"?>
-<w:styles xmlns:mc="http://schemas.openxmlformats.org/markup-compatibility/2006" xmlns:r="http://schemas.openxmlformats.org/officeDocument/2006/relationships" xmlns:w="http://schemas.openxmlformats.org/wordprocessingml/2006/main" xmlns:w14="http://schemas.microsoft.com/office/word/2010/wordml" xmlns:w15="http://schemas.microsoft.com/office/word/2012/wordml" xmlns:w16se="http://schemas.microsoft.com/office/word/2015/wordml/symex" mc:Ignorable="w14 w15 w16se">
+<w:styles xmlns:mc="http://schemas.openxmlformats.org/markup-compatibility/2006" xmlns:r="http://schemas.openxmlformats.org/officeDocument/2006/relationships" xmlns:w="http://schemas.openxmlformats.org/wordprocessingml/2006/main" xmlns:w14="http://schemas.microsoft.com/office/word/2010/wordml" xmlns:w15="http://schemas.microsoft.com/office/word/2012/wordml" xmlns:w16cex="http://schemas.microsoft.com/office/word/2018/wordml/cex" xmlns:w16cid="http://schemas.microsoft.com/office/word/2016/wordml/cid" xmlns:w16="http://schemas.microsoft.com/office/word/2018/wordml" xmlns:w16du="http://schemas.microsoft.com/office/word/2023/wordml/word16du" xmlns:w16sdtdh="http://schemas.microsoft.com/office/word/2020/wordml/sdtdatahash" xmlns:w16sdtfl="http://schemas.microsoft.com/office/word/2024/wordml/sdtformatlock" xmlns:w16se="http://schemas.microsoft.com/office/word/2015/wordml/symex" mc:Ignorable="w14 w15 w16se w16cid w16 w16cex w16sdtdh w16sdtfl w16du">
   <w:docDefaults>
     <w:rPrDefault>
       <w:rPr>
@@ -19462,7 +19441,7 @@
       </w:pPr>
     </w:pPrDefault>
   </w:docDefaults>
-  <w:latentStyles w:defLockedState="0" w:defUIPriority="99" w:defSemiHidden="0" w:defUnhideWhenUsed="0" w:defQFormat="0" w:count="371">
+  <w:latentStyles w:defLockedState="0" w:defUIPriority="99" w:defSemiHidden="0" w:defUnhideWhenUsed="0" w:defQFormat="0" w:count="376">
     <w:lsdException w:name="Normal" w:uiPriority="0" w:qFormat="1"/>
     <w:lsdException w:name="heading 1" w:uiPriority="9" w:qFormat="1"/>
     <w:lsdException w:name="heading 2" w:semiHidden="1" w:uiPriority="9" w:unhideWhenUsed="1" w:qFormat="1"/>
@@ -19834,6 +19813,11 @@
     <w:lsdException w:name="List Table 5 Dark Accent 6" w:uiPriority="50"/>
     <w:lsdException w:name="List Table 6 Colorful Accent 6" w:uiPriority="51"/>
     <w:lsdException w:name="List Table 7 Colorful Accent 6" w:uiPriority="52"/>
+    <w:lsdException w:name="Mention" w:semiHidden="1" w:unhideWhenUsed="1"/>
+    <w:lsdException w:name="Smart Hyperlink" w:semiHidden="1" w:unhideWhenUsed="1"/>
+    <w:lsdException w:name="Hashtag" w:semiHidden="1" w:unhideWhenUsed="1"/>
+    <w:lsdException w:name="Unresolved Mention" w:semiHidden="1" w:unhideWhenUsed="1"/>
+    <w:lsdException w:name="Smart Link" w:semiHidden="1" w:unhideWhenUsed="1"/>
   </w:latentStyles>
   <w:style w:type="paragraph" w:default="1" w:styleId="Normal">
     <w:name w:val="Normal"/>
